--- a/database/çalışma notları.docx
+++ b/database/çalışma notları.docx
@@ -3,13 +3,8 @@
 <w:document xmlns:wpc="http://schemas.microsoft.com/office/word/2010/wordprocessingCanvas" xmlns:cx="http://schemas.microsoft.com/office/drawing/2014/chartex" xmlns:mc="http://schemas.openxmlformats.org/markup-compatibility/2006" xmlns:o="urn:schemas-microsoft-com:office:office" xmlns:r="http://schemas.openxmlformats.org/officeDocument/2006/relationships" xmlns:m="http://schemas.openxmlformats.org/officeDocument/2006/math" xmlns:v="urn:schemas-microsoft-com:vml" xmlns:wp14="http://schemas.microsoft.com/office/word/2010/wordprocessingDrawing" xmlns:wp="http://schemas.openxmlformats.org/drawingml/2006/wordprocessingDrawing" xmlns:w10="urn:schemas-microsoft-com:office:word" xmlns:w="http://schemas.openxmlformats.org/wordprocessingml/2006/main" xmlns:w14="http://schemas.microsoft.com/office/word/2010/wordml" xmlns:w15="http://schemas.microsoft.com/office/word/2012/wordml" xmlns:w16se="http://schemas.microsoft.com/office/word/2015/wordml/symex" xmlns:wpg="http://schemas.microsoft.com/office/word/2010/wordprocessingGroup" xmlns:wpi="http://schemas.microsoft.com/office/word/2010/wordprocessingInk" xmlns:wne="http://schemas.microsoft.com/office/word/2006/wordml" xmlns:wps="http://schemas.microsoft.com/office/word/2010/wordprocessingShape" mc:Ignorable="w14 w15 w16se wp14">
   <w:body>
     <w:p>
-      <w:proofErr w:type="spellStart"/>
-      <w:r>
-        <w:t>curl</w:t>
-      </w:r>
-      <w:proofErr w:type="spellEnd"/>
-      <w:r>
-        <w:t xml:space="preserve"> -X POST "http://localhost:8080/</w:t>
+      <w:r>
+        <w:t>curl -X POST "http://localhost:8080/</w:t>
       </w:r>
       <w:proofErr w:type="spellStart"/>
       <w:r>
@@ -78,8 +73,13 @@
     </w:p>
     <w:p/>
     <w:p>
-      <w:r>
-        <w:t xml:space="preserve">buy komut post isteği açılan kayıt </w:t>
+      <w:proofErr w:type="gramStart"/>
+      <w:r>
+        <w:t>buy</w:t>
+      </w:r>
+      <w:proofErr w:type="gramEnd"/>
+      <w:r>
+        <w:t xml:space="preserve"> komut post isteği açılan kayıt </w:t>
       </w:r>
       <w:proofErr w:type="spellStart"/>
       <w:r>
@@ -97,9 +97,80 @@
       <w:r>
         <w:t xml:space="preserve"> ile veri ekleme kodu</w:t>
       </w:r>
+    </w:p>
+    <w:p>
       <w:bookmarkStart w:id="0" w:name="_GoBack"/>
-      <w:bookmarkEnd w:id="0"/>
+      <w:proofErr w:type="spellStart"/>
+      <w:r>
+        <w:t>curl</w:t>
+      </w:r>
+      <w:proofErr w:type="spellEnd"/>
+      <w:r>
+        <w:t xml:space="preserve"> -X POST "http://localhost:8080/</w:t>
+      </w:r>
+      <w:proofErr w:type="spellStart"/>
+      <w:r>
+        <w:t>signup</w:t>
+      </w:r>
+      <w:proofErr w:type="spellEnd"/>
+      <w:r>
+        <w:t>" -H "Content-</w:t>
+      </w:r>
+      <w:proofErr w:type="spellStart"/>
+      <w:r>
+        <w:t>Type</w:t>
+      </w:r>
+      <w:proofErr w:type="spellEnd"/>
+      <w:r>
+        <w:t xml:space="preserve">: </w:t>
+      </w:r>
+      <w:proofErr w:type="spellStart"/>
+      <w:r>
+        <w:t>a</w:t>
+      </w:r>
+      <w:r>
+        <w:t>pplication</w:t>
+      </w:r>
+      <w:proofErr w:type="spellEnd"/>
+      <w:r>
+        <w:t>/</w:t>
+      </w:r>
+      <w:proofErr w:type="spellStart"/>
+      <w:r>
+        <w:t>json</w:t>
+      </w:r>
+      <w:proofErr w:type="spellEnd"/>
+      <w:r>
+        <w:t>" -d "{\"</w:t>
+      </w:r>
+      <w:proofErr w:type="spellStart"/>
+      <w:r>
+        <w:t>Username</w:t>
+      </w:r>
+      <w:proofErr w:type="spellEnd"/>
+      <w:r>
+        <w:t>\": \"Alihan\", \"</w:t>
+      </w:r>
+      <w:proofErr w:type="spellStart"/>
+      <w:r>
+        <w:t>Password</w:t>
+      </w:r>
+      <w:proofErr w:type="spellEnd"/>
+      <w:r>
+        <w:t>\": \"Turkey2023\", \"Mail</w:t>
+      </w:r>
+      <w:r>
+        <w:t>\":</w:t>
+      </w:r>
+      <w:r>
+        <w:t xml:space="preserve"> \"alihanceylan2@hotmail.com\"</w:t>
+      </w:r>
+      <w:r>
+        <w:t>}"</w:t>
+      </w:r>
     </w:p>
+    <w:bookmarkEnd w:id="0"/>
+    <w:p/>
     <w:sectPr>
       <w:pgSz w:w="11906" w:h="16838"/>
       <w:pgMar w:top="1417" w:right="1417" w:bottom="1417" w:left="1417" w:header="708" w:footer="708" w:gutter="0"/>
